--- a/Files/06 - Yom Tov/09 - Rosh Hashana/5785/Rosh Hashana 5785.docx
+++ b/Files/06 - Yom Tov/09 - Rosh Hashana/5785/Rosh Hashana 5785.docx
@@ -135,7 +135,19 @@
         <w:rPr>
           <w:rFonts w:ascii="Times New Roman" w:hAnsi="Times New Roman" w:cs="Times New Roman"/>
         </w:rPr>
-        <w:t xml:space="preserve"> Tzvi Hirsch HaKohen of Rimanov</w:t>
+        <w:t xml:space="preserve"> Tzvi H</w:t>
+      </w:r>
+      <w:r>
+        <w:rPr>
+          <w:rFonts w:ascii="Times New Roman" w:hAnsi="Times New Roman" w:cs="Times New Roman"/>
+        </w:rPr>
+        <w:t>e</w:t>
+      </w:r>
+      <w:r>
+        <w:rPr>
+          <w:rFonts w:ascii="Times New Roman" w:hAnsi="Times New Roman" w:cs="Times New Roman"/>
+        </w:rPr>
+        <w:t>rsh HaKohen of Rimanov</w:t>
       </w:r>
       <w:r>
         <w:rPr>
@@ -153,7 +165,31 @@
         <w:rPr>
           <w:rFonts w:ascii="Times New Roman" w:hAnsi="Times New Roman" w:cs="Times New Roman"/>
         </w:rPr>
-        <w:t xml:space="preserve"> Mendel of Rimanov, a world-classic chassidish Rebbe and </w:t>
+        <w:t xml:space="preserve"> Mendel of Rimanov, a</w:t>
+      </w:r>
+      <w:r>
+        <w:rPr>
+          <w:rFonts w:ascii="Times New Roman" w:hAnsi="Times New Roman" w:cs="Times New Roman"/>
+        </w:rPr>
+        <w:t xml:space="preserve">n outstanding </w:t>
+      </w:r>
+      <w:r>
+        <w:rPr>
+          <w:rFonts w:ascii="Times New Roman" w:hAnsi="Times New Roman" w:cs="Times New Roman"/>
+        </w:rPr>
+        <w:t>chassidish</w:t>
+      </w:r>
+      <w:r>
+        <w:rPr>
+          <w:rFonts w:ascii="Times New Roman" w:hAnsi="Times New Roman" w:cs="Times New Roman"/>
+        </w:rPr>
+        <w:t>e</w:t>
+      </w:r>
+      <w:r>
+        <w:rPr>
+          <w:rFonts w:ascii="Times New Roman" w:hAnsi="Times New Roman" w:cs="Times New Roman"/>
+        </w:rPr>
+        <w:t xml:space="preserve"> Rebbe and </w:t>
       </w:r>
       <w:r>
         <w:rPr>
@@ -216,7 +252,19 @@
         <w:rPr>
           <w:rFonts w:ascii="Times New Roman" w:hAnsi="Times New Roman" w:cs="Times New Roman"/>
         </w:rPr>
-        <w:t xml:space="preserve"> Mendel that once they were davening </w:t>
+        <w:t xml:space="preserve"> Mendel that they were </w:t>
+      </w:r>
+      <w:r>
+        <w:rPr>
+          <w:rFonts w:ascii="Times New Roman" w:hAnsi="Times New Roman" w:cs="Times New Roman"/>
+        </w:rPr>
+        <w:t xml:space="preserve">once </w:t>
+      </w:r>
+      <w:r>
+        <w:rPr>
+          <w:rFonts w:ascii="Times New Roman" w:hAnsi="Times New Roman" w:cs="Times New Roman"/>
+        </w:rPr>
+        <w:t xml:space="preserve">davening </w:t>
       </w:r>
       <w:r>
         <w:rPr>
@@ -930,7 +978,7 @@
         <w:rPr>
           <w:rFonts w:ascii="Times New Roman" w:hAnsi="Times New Roman" w:cs="Times New Roman"/>
         </w:rPr>
-        <w:t>he concept of just hearing about the fact that we should be doing this with all of our might is an extraordinarily powerful concept. Do we really want this with all of our heart and soul, or are we just running through it? Let</w:t>
+        <w:t>he concept of just hearing about the fact that we should be doing this with all of our might is extraordinarily powerful. Do we really want this with all of our heart and soul, or are we just running through it? Let</w:t>
       </w:r>
       <w:r>
         <w:rPr>
@@ -1132,7 +1180,19 @@
         <w:rPr>
           <w:rFonts w:ascii="Times New Roman" w:hAnsi="Times New Roman" w:cs="Times New Roman"/>
         </w:rPr>
-        <w:t xml:space="preserve">ould you please tell me something over from that you heard from </w:t>
+        <w:t>ou</w:t>
+      </w:r>
+      <w:r>
+        <w:rPr>
+          <w:rFonts w:ascii="Times New Roman" w:hAnsi="Times New Roman" w:cs="Times New Roman"/>
+        </w:rPr>
+        <w:t>ld you please tell me something</w:t>
+      </w:r>
+      <w:r>
+        <w:rPr>
+          <w:rFonts w:ascii="Times New Roman" w:hAnsi="Times New Roman" w:cs="Times New Roman"/>
+        </w:rPr>
+        <w:t xml:space="preserve"> from </w:t>
       </w:r>
       <w:r>
         <w:rPr>
@@ -1715,7 +1775,19 @@
         <w:rPr>
           <w:rFonts w:ascii="Times New Roman" w:hAnsi="Times New Roman" w:cs="Times New Roman"/>
         </w:rPr>
-        <w:t xml:space="preserve">Having said that, I want to give you, read you something to put things in a frame of mind with which we will be much more comfortable. One year, no less than Reb Levi Yitzchok of Berditchev spent a long time in search for a person worthy of blowing the </w:t>
+        <w:t>Having said that, I want to give you</w:t>
+      </w:r>
+      <w:r>
+        <w:rPr>
+          <w:rFonts w:ascii="Times New Roman" w:hAnsi="Times New Roman" w:cs="Times New Roman"/>
+        </w:rPr>
+        <w:t xml:space="preserve"> something </w:t>
+      </w:r>
+      <w:r>
+        <w:rPr>
+          <w:rFonts w:ascii="Times New Roman" w:hAnsi="Times New Roman" w:cs="Times New Roman"/>
+        </w:rPr>
+        <w:t xml:space="preserve">with which we will be much more comfortable. One year, Reb Levi Yitzchok of Berditchev spent a long time in search for a person worthy of blowing the </w:t>
       </w:r>
       <w:r>
         <w:rPr>
@@ -1782,39 +1854,39 @@
         <w:rPr>
           <w:rFonts w:ascii="Times New Roman" w:hAnsi="Times New Roman" w:cs="Times New Roman"/>
         </w:rPr>
-        <w:t xml:space="preserve"> was fast approaching. Many righteous folks sought the privilege, vying with each other and demonstrating their expertise in the </w:t>
+        <w:t xml:space="preserve"> was fast approaching. Many righteous folks sought the privilege, vying with each other and demonstrating their expertise in the abstruse kabbalistic secrets associated with the </w:t>
+      </w:r>
+      <w:r>
+        <w:rPr>
+          <w:rFonts w:ascii="Times New Roman" w:hAnsi="Times New Roman" w:cs="Times New Roman" w:hint="cs"/>
+          <w:rtl/>
+        </w:rPr>
+        <w:t>שופר</w:t>
+      </w:r>
+      <w:r>
+        <w:rPr>
+          <w:rFonts w:ascii="Times New Roman" w:hAnsi="Times New Roman" w:cs="Times New Roman"/>
+        </w:rPr>
+        <w:t>. None of them were to Reb Levi Yitzchok</w:t>
+      </w:r>
+      <w:r>
+        <w:rPr>
+          <w:rFonts w:ascii="Times New Roman" w:hAnsi="Times New Roman" w:cs="Times New Roman"/>
+        </w:rPr>
+        <w:t>’</w:t>
+      </w:r>
+      <w:r>
+        <w:rPr>
+          <w:rFonts w:ascii="Times New Roman" w:hAnsi="Times New Roman" w:cs="Times New Roman"/>
+        </w:rPr>
+        <w:t xml:space="preserve">s taste. One day, a new applicant came along. Reb Levi Yitzchok </w:t>
       </w:r>
       <w:r>
         <w:rPr>
           <w:rFonts w:ascii="Times New Roman" w:hAnsi="Times New Roman" w:cs="Times New Roman"/>
         </w:rPr>
         <w:lastRenderedPageBreak/>
-        <w:t xml:space="preserve">abstruse kabbalistic secrets associated with the </w:t>
-      </w:r>
-      <w:r>
-        <w:rPr>
-          <w:rFonts w:ascii="Times New Roman" w:hAnsi="Times New Roman" w:cs="Times New Roman" w:hint="cs"/>
-          <w:rtl/>
-        </w:rPr>
-        <w:t>שופר</w:t>
-      </w:r>
-      <w:r>
-        <w:rPr>
-          <w:rFonts w:ascii="Times New Roman" w:hAnsi="Times New Roman" w:cs="Times New Roman"/>
-        </w:rPr>
-        <w:t>. None of them were to Reb Levi Yitzchok</w:t>
-      </w:r>
-      <w:r>
-        <w:rPr>
-          <w:rFonts w:ascii="Times New Roman" w:hAnsi="Times New Roman" w:cs="Times New Roman"/>
-        </w:rPr>
-        <w:t>’</w:t>
-      </w:r>
-      <w:r>
-        <w:rPr>
-          <w:rFonts w:ascii="Times New Roman" w:hAnsi="Times New Roman" w:cs="Times New Roman"/>
-        </w:rPr>
-        <w:t xml:space="preserve">s taste. One day, a new applicant came along. Reb Levi Yitzchok asked him on what dread mysteries he meditated while performing this awesome </w:t>
+        <w:t xml:space="preserve">asked him on what dread mysteries he meditated while performing this awesome </w:t>
       </w:r>
       <w:r>
         <w:rPr>
@@ -2151,7 +2223,37 @@
         <w:rPr>
           <w:rFonts w:ascii="Times New Roman" w:hAnsi="Times New Roman" w:cs="Times New Roman"/>
         </w:rPr>
-        <w:t xml:space="preserve">s the bottom of the bottom line of the story. We have to mean what we say and not just rattle off. We have to </w:t>
+        <w:t xml:space="preserve">s the bottom </w:t>
+      </w:r>
+      <w:r>
+        <w:rPr>
+          <w:rFonts w:ascii="Times New Roman" w:hAnsi="Times New Roman" w:cs="Times New Roman"/>
+        </w:rPr>
+        <w:t xml:space="preserve">line of </w:t>
+      </w:r>
+      <w:r>
+        <w:rPr>
+          <w:rFonts w:ascii="Times New Roman" w:hAnsi="Times New Roman" w:cs="Times New Roman"/>
+        </w:rPr>
+        <w:t>all the</w:t>
+      </w:r>
+      <w:r>
+        <w:rPr>
+          <w:rFonts w:ascii="Times New Roman" w:hAnsi="Times New Roman" w:cs="Times New Roman"/>
+        </w:rPr>
+        <w:t xml:space="preserve"> stor</w:t>
+      </w:r>
+      <w:r>
+        <w:rPr>
+          <w:rFonts w:ascii="Times New Roman" w:hAnsi="Times New Roman" w:cs="Times New Roman"/>
+        </w:rPr>
+        <w:t>ies</w:t>
+      </w:r>
+      <w:r>
+        <w:rPr>
+          <w:rFonts w:ascii="Times New Roman" w:hAnsi="Times New Roman" w:cs="Times New Roman"/>
+        </w:rPr>
+        <w:t xml:space="preserve">. We have to mean what we say and not just rattle off. We have to </w:t>
       </w:r>
       <w:r>
         <w:rPr>

--- a/Files/06 - Yom Tov/09 - Rosh Hashana/5785/Rosh Hashana 5785.docx
+++ b/Files/06 - Yom Tov/09 - Rosh Hashana/5785/Rosh Hashana 5785.docx
@@ -1917,13 +1917,19 @@
         <w:rPr>
           <w:rFonts w:ascii="Times New Roman" w:hAnsi="Times New Roman" w:cs="Times New Roman"/>
         </w:rPr>
+        <w:t>,</w:t>
+      </w:r>
+      <w:r>
+        <w:rPr>
+          <w:rFonts w:ascii="Times New Roman" w:hAnsi="Times New Roman" w:cs="Times New Roman"/>
+        </w:rPr>
         <w:t>”</w:t>
       </w:r>
       <w:r>
         <w:rPr>
           <w:rFonts w:ascii="Times New Roman" w:hAnsi="Times New Roman" w:cs="Times New Roman"/>
         </w:rPr>
-        <w:t xml:space="preserve">, said the newcomer, </w:t>
+        <w:t xml:space="preserve"> said the newcomer, </w:t>
       </w:r>
       <w:r>
         <w:rPr>
